--- a/ibm6450/files/Lab6_Submission_Template.docx
+++ b/ibm6450/files/Lab6_Submission_Template.docx
@@ -19,7 +19,7 @@
     </w:p>
     <w:p>
       <w:r>
-        <w:t>Complete pages 1–3 independently. Page 4 is for the later team submission. Replace the blank cells with short phrases; allow the tables to expand if needed. Keep the supplied IDs.</w:t>
+        <w:t>Complete pages 1–3 independently. Page 4 is for the later team comparison (0 points, ungraded). Replace the blank cells with short phrases; allow the tables to expand if needed. Keep the supplied IDs.</w:t>
       </w:r>
     </w:p>
     <w:p>
@@ -2648,7 +2648,7 @@
         <w:pStyle w:val="Heading1"/>
       </w:pPr>
       <w:r>
-        <w:t>Team comparison record</w:t>
+        <w:t>Team comparison record (0 points, ungraded)</w:t>
       </w:r>
     </w:p>
     <w:p>
